--- a/sem3/Annexe3B_Exercice_Serialisation.docx
+++ b/sem3/Annexe3B_Exercice_Serialisation.docx
@@ -1,6 +1,6 @@
 
 <file path=word/document.xml><?xml version="1.0" encoding="utf-8"?>
-<w:document xmlns:wpc="http://schemas.microsoft.com/office/word/2010/wordprocessingCanvas" xmlns:cx="http://schemas.microsoft.com/office/drawing/2014/chartex" xmlns:cx1="http://schemas.microsoft.com/office/drawing/2015/9/8/chartex" xmlns:cx2="http://schemas.microsoft.com/office/drawing/2015/10/21/chartex" xmlns:cx3="http://schemas.microsoft.com/office/drawing/2016/5/9/chartex" xmlns:cx4="http://schemas.microsoft.com/office/drawing/2016/5/10/chartex" xmlns:cx5="http://schemas.microsoft.com/office/drawing/2016/5/11/chartex" xmlns:cx6="http://schemas.microsoft.com/office/drawing/2016/5/12/chartex" xmlns:cx7="http://schemas.microsoft.com/office/drawing/2016/5/13/chartex" xmlns:cx8="http://schemas.microsoft.com/office/drawing/2016/5/14/chartex" xmlns:mc="http://schemas.openxmlformats.org/markup-compatibility/2006" xmlns:aink="http://schemas.microsoft.com/office/drawing/2016/ink" xmlns:am3d="http://schemas.microsoft.com/office/drawing/2017/model3d" xmlns:o="urn:schemas-microsoft-com:office:office" xmlns:oel="http://schemas.microsoft.com/office/2019/extlst" xmlns:r="http://schemas.openxmlformats.org/officeDocument/2006/relationships" xmlns:m="http://schemas.openxmlformats.org/officeDocument/2006/math" xmlns:v="urn:schemas-microsoft-com:vml" xmlns:wp14="http://schemas.microsoft.com/office/word/2010/wordprocessingDrawing" xmlns:wp="http://schemas.openxmlformats.org/drawingml/2006/wordprocessingDrawing" xmlns:w10="urn:schemas-microsoft-com:office:word" xmlns:w="http://schemas.openxmlformats.org/wordprocessingml/2006/main" xmlns:w14="http://schemas.microsoft.com/office/word/2010/wordml" xmlns:w15="http://schemas.microsoft.com/office/word/2012/wordml" xmlns:w16cei="http://schemas.microsoft.com/office/word/2026/wordml/cei" xmlns:w16cex="http://schemas.microsoft.com/office/word/2018/wordml/cex" xmlns:w16cid="http://schemas.microsoft.com/office/word/2016/wordml/cid" xmlns:w16="http://schemas.microsoft.com/office/word/2018/wordml" xmlns:w16du="http://schemas.microsoft.com/office/word/2023/wordml/word16du" xmlns:w16sdtdh="http://schemas.microsoft.com/office/word/2020/wordml/sdtdatahash" xmlns:w16sdtfl="http://schemas.microsoft.com/office/word/2024/wordml/sdtformatlock" xmlns:w16se="http://schemas.microsoft.com/office/word/2015/wordml/symex" xmlns:wpg="http://schemas.microsoft.com/office/word/2010/wordprocessingGroup" xmlns:wpi="http://schemas.microsoft.com/office/word/2010/wordprocessingInk" xmlns:wne="http://schemas.microsoft.com/office/word/2006/wordml" xmlns:wps="http://schemas.microsoft.com/office/word/2010/wordprocessingShape" mc:Ignorable="w14 w15 w16se w16cid w16 w16cex w16sdtdh w16sdtfl w16du wp14">
+<w:document xmlns:wpc="http://schemas.microsoft.com/office/word/2010/wordprocessingCanvas" xmlns:cx="http://schemas.microsoft.com/office/drawing/2014/chartex" xmlns:cx1="http://schemas.microsoft.com/office/drawing/2015/9/8/chartex" xmlns:cx2="http://schemas.microsoft.com/office/drawing/2015/10/21/chartex" xmlns:cx3="http://schemas.microsoft.com/office/drawing/2016/5/9/chartex" xmlns:cx4="http://schemas.microsoft.com/office/drawing/2016/5/10/chartex" xmlns:cx5="http://schemas.microsoft.com/office/drawing/2016/5/11/chartex" xmlns:cx6="http://schemas.microsoft.com/office/drawing/2016/5/12/chartex" xmlns:cx7="http://schemas.microsoft.com/office/drawing/2016/5/13/chartex" xmlns:cx8="http://schemas.microsoft.com/office/drawing/2016/5/14/chartex" xmlns:mc="http://schemas.openxmlformats.org/markup-compatibility/2006" xmlns:aink="http://schemas.microsoft.com/office/drawing/2016/ink" xmlns:am3d="http://schemas.microsoft.com/office/drawing/2017/model3d" xmlns:o="urn:schemas-microsoft-com:office:office" xmlns:oel="http://schemas.microsoft.com/office/2019/extlst" xmlns:r="http://schemas.openxmlformats.org/officeDocument/2006/relationships" xmlns:m="http://schemas.openxmlformats.org/officeDocument/2006/math" xmlns:v="urn:schemas-microsoft-com:vml" xmlns:wp14="http://schemas.microsoft.com/office/word/2010/wordprocessingDrawing" xmlns:wp="http://schemas.openxmlformats.org/drawingml/2006/wordprocessingDrawing" xmlns:w10="urn:schemas-microsoft-com:office:word" xmlns:w="http://schemas.openxmlformats.org/wordprocessingml/2006/main" xmlns:w14="http://schemas.microsoft.com/office/word/2010/wordml" xmlns:w15="http://schemas.microsoft.com/office/word/2012/wordml" xmlns:w16cex="http://schemas.microsoft.com/office/word/2018/wordml/cex" xmlns:w16cid="http://schemas.microsoft.com/office/word/2016/wordml/cid" xmlns:w16="http://schemas.microsoft.com/office/word/2018/wordml" xmlns:w16du="http://schemas.microsoft.com/office/word/2023/wordml/word16du" xmlns:w16sdtdh="http://schemas.microsoft.com/office/word/2020/wordml/sdtdatahash" xmlns:w16sdtfl="http://schemas.microsoft.com/office/word/2024/wordml/sdtformatlock" xmlns:w16se="http://schemas.microsoft.com/office/word/2015/wordml/symex" xmlns:wpg="http://schemas.microsoft.com/office/word/2010/wordprocessingGroup" xmlns:wpi="http://schemas.microsoft.com/office/word/2010/wordprocessingInk" xmlns:wne="http://schemas.microsoft.com/office/word/2006/wordml" xmlns:wps="http://schemas.microsoft.com/office/word/2010/wordprocessingShape" mc:Ignorable="w14 w15 w16se w16cid w16 w16cex w16sdtdh w16sdtfl w16du wp14">
   <w:body>
     <w:p>
       <w:pPr>
@@ -136,14 +136,10 @@
           <w:placeholder>
             <w:docPart w:val="DefaultPlaceholder_-1854013440"/>
           </w:placeholder>
-          <w:showingPlcHdr/>
         </w:sdtPr>
         <w:sdtContent>
           <w:r>
-            <w:rPr>
-              <w:rStyle w:val="Textedelespacerserv"/>
-            </w:rPr>
-            <w:t>Cliquez ou appuyez ici pour entrer du texte.</w:t>
+            <w:t>non faut l’ajouter a lac</w:t>
           </w:r>
         </w:sdtContent>
       </w:sdt>
@@ -237,7 +233,7 @@
 </file>
 
 <file path=word/endnotes.xml><?xml version="1.0" encoding="utf-8"?>
-<w:endnotes xmlns:wpc="http://schemas.microsoft.com/office/word/2010/wordprocessingCanvas" xmlns:cx="http://schemas.microsoft.com/office/drawing/2014/chartex" xmlns:cx1="http://schemas.microsoft.com/office/drawing/2015/9/8/chartex" xmlns:cx2="http://schemas.microsoft.com/office/drawing/2015/10/21/chartex" xmlns:cx3="http://schemas.microsoft.com/office/drawing/2016/5/9/chartex" xmlns:cx4="http://schemas.microsoft.com/office/drawing/2016/5/10/chartex" xmlns:cx5="http://schemas.microsoft.com/office/drawing/2016/5/11/chartex" xmlns:cx6="http://schemas.microsoft.com/office/drawing/2016/5/12/chartex" xmlns:cx7="http://schemas.microsoft.com/office/drawing/2016/5/13/chartex" xmlns:cx8="http://schemas.microsoft.com/office/drawing/2016/5/14/chartex" xmlns:mc="http://schemas.openxmlformats.org/markup-compatibility/2006" xmlns:aink="http://schemas.microsoft.com/office/drawing/2016/ink" xmlns:am3d="http://schemas.microsoft.com/office/drawing/2017/model3d" xmlns:o="urn:schemas-microsoft-com:office:office" xmlns:oel="http://schemas.microsoft.com/office/2019/extlst" xmlns:r="http://schemas.openxmlformats.org/officeDocument/2006/relationships" xmlns:m="http://schemas.openxmlformats.org/officeDocument/2006/math" xmlns:v="urn:schemas-microsoft-com:vml" xmlns:wp14="http://schemas.microsoft.com/office/word/2010/wordprocessingDrawing" xmlns:wp="http://schemas.openxmlformats.org/drawingml/2006/wordprocessingDrawing" xmlns:w10="urn:schemas-microsoft-com:office:word" xmlns:w="http://schemas.openxmlformats.org/wordprocessingml/2006/main" xmlns:w14="http://schemas.microsoft.com/office/word/2010/wordml" xmlns:w15="http://schemas.microsoft.com/office/word/2012/wordml" xmlns:w16cei="http://schemas.microsoft.com/office/word/2026/wordml/cei" xmlns:w16cex="http://schemas.microsoft.com/office/word/2018/wordml/cex" xmlns:w16cid="http://schemas.microsoft.com/office/word/2016/wordml/cid" xmlns:w16="http://schemas.microsoft.com/office/word/2018/wordml" xmlns:w16du="http://schemas.microsoft.com/office/word/2023/wordml/word16du" xmlns:w16sdtdh="http://schemas.microsoft.com/office/word/2020/wordml/sdtdatahash" xmlns:w16sdtfl="http://schemas.microsoft.com/office/word/2024/wordml/sdtformatlock" xmlns:w16se="http://schemas.microsoft.com/office/word/2015/wordml/symex" xmlns:wpg="http://schemas.microsoft.com/office/word/2010/wordprocessingGroup" xmlns:wpi="http://schemas.microsoft.com/office/word/2010/wordprocessingInk" xmlns:wne="http://schemas.microsoft.com/office/word/2006/wordml" xmlns:wps="http://schemas.microsoft.com/office/word/2010/wordprocessingShape" mc:Ignorable="w14 w15 w16se w16cid w16 w16cex w16sdtdh w16sdtfl w16du wp14">
+<w:endnotes xmlns:wpc="http://schemas.microsoft.com/office/word/2010/wordprocessingCanvas" xmlns:cx="http://schemas.microsoft.com/office/drawing/2014/chartex" xmlns:cx1="http://schemas.microsoft.com/office/drawing/2015/9/8/chartex" xmlns:cx2="http://schemas.microsoft.com/office/drawing/2015/10/21/chartex" xmlns:cx3="http://schemas.microsoft.com/office/drawing/2016/5/9/chartex" xmlns:cx4="http://schemas.microsoft.com/office/drawing/2016/5/10/chartex" xmlns:cx5="http://schemas.microsoft.com/office/drawing/2016/5/11/chartex" xmlns:cx6="http://schemas.microsoft.com/office/drawing/2016/5/12/chartex" xmlns:cx7="http://schemas.microsoft.com/office/drawing/2016/5/13/chartex" xmlns:cx8="http://schemas.microsoft.com/office/drawing/2016/5/14/chartex" xmlns:mc="http://schemas.openxmlformats.org/markup-compatibility/2006" xmlns:aink="http://schemas.microsoft.com/office/drawing/2016/ink" xmlns:am3d="http://schemas.microsoft.com/office/drawing/2017/model3d" xmlns:o="urn:schemas-microsoft-com:office:office" xmlns:oel="http://schemas.microsoft.com/office/2019/extlst" xmlns:r="http://schemas.openxmlformats.org/officeDocument/2006/relationships" xmlns:m="http://schemas.openxmlformats.org/officeDocument/2006/math" xmlns:v="urn:schemas-microsoft-com:vml" xmlns:wp14="http://schemas.microsoft.com/office/word/2010/wordprocessingDrawing" xmlns:wp="http://schemas.openxmlformats.org/drawingml/2006/wordprocessingDrawing" xmlns:w10="urn:schemas-microsoft-com:office:word" xmlns:w="http://schemas.openxmlformats.org/wordprocessingml/2006/main" xmlns:w14="http://schemas.microsoft.com/office/word/2010/wordml" xmlns:w15="http://schemas.microsoft.com/office/word/2012/wordml" xmlns:w16cex="http://schemas.microsoft.com/office/word/2018/wordml/cex" xmlns:w16cid="http://schemas.microsoft.com/office/word/2016/wordml/cid" xmlns:w16="http://schemas.microsoft.com/office/word/2018/wordml" xmlns:w16du="http://schemas.microsoft.com/office/word/2023/wordml/word16du" xmlns:w16sdtdh="http://schemas.microsoft.com/office/word/2020/wordml/sdtdatahash" xmlns:w16sdtfl="http://schemas.microsoft.com/office/word/2024/wordml/sdtformatlock" xmlns:w16se="http://schemas.microsoft.com/office/word/2015/wordml/symex" xmlns:wpg="http://schemas.microsoft.com/office/word/2010/wordprocessingGroup" xmlns:wpi="http://schemas.microsoft.com/office/word/2010/wordprocessingInk" xmlns:wne="http://schemas.microsoft.com/office/word/2006/wordml" xmlns:wps="http://schemas.microsoft.com/office/word/2010/wordprocessingShape" mc:Ignorable="w14 w15 w16se w16cid w16 w16cex w16sdtdh w16sdtfl w16du wp14">
   <w:endnote w:type="separator" w:id="-1">
     <w:p>
       <w:pPr>
@@ -262,7 +258,7 @@
 </file>
 
 <file path=word/footer1.xml><?xml version="1.0" encoding="utf-8"?>
-<w:ftr xmlns:wpc="http://schemas.microsoft.com/office/word/2010/wordprocessingCanvas" xmlns:cx="http://schemas.microsoft.com/office/drawing/2014/chartex" xmlns:cx1="http://schemas.microsoft.com/office/drawing/2015/9/8/chartex" xmlns:cx2="http://schemas.microsoft.com/office/drawing/2015/10/21/chartex" xmlns:cx3="http://schemas.microsoft.com/office/drawing/2016/5/9/chartex" xmlns:cx4="http://schemas.microsoft.com/office/drawing/2016/5/10/chartex" xmlns:cx5="http://schemas.microsoft.com/office/drawing/2016/5/11/chartex" xmlns:cx6="http://schemas.microsoft.com/office/drawing/2016/5/12/chartex" xmlns:cx7="http://schemas.microsoft.com/office/drawing/2016/5/13/chartex" xmlns:cx8="http://schemas.microsoft.com/office/drawing/2016/5/14/chartex" xmlns:mc="http://schemas.openxmlformats.org/markup-compatibility/2006" xmlns:aink="http://schemas.microsoft.com/office/drawing/2016/ink" xmlns:am3d="http://schemas.microsoft.com/office/drawing/2017/model3d" xmlns:o="urn:schemas-microsoft-com:office:office" xmlns:oel="http://schemas.microsoft.com/office/2019/extlst" xmlns:r="http://schemas.openxmlformats.org/officeDocument/2006/relationships" xmlns:m="http://schemas.openxmlformats.org/officeDocument/2006/math" xmlns:v="urn:schemas-microsoft-com:vml" xmlns:wp14="http://schemas.microsoft.com/office/word/2010/wordprocessingDrawing" xmlns:wp="http://schemas.openxmlformats.org/drawingml/2006/wordprocessingDrawing" xmlns:w10="urn:schemas-microsoft-com:office:word" xmlns:w="http://schemas.openxmlformats.org/wordprocessingml/2006/main" xmlns:w14="http://schemas.microsoft.com/office/word/2010/wordml" xmlns:w15="http://schemas.microsoft.com/office/word/2012/wordml" xmlns:w16cei="http://schemas.microsoft.com/office/word/2026/wordml/cei" xmlns:w16cex="http://schemas.microsoft.com/office/word/2018/wordml/cex" xmlns:w16cid="http://schemas.microsoft.com/office/word/2016/wordml/cid" xmlns:w16="http://schemas.microsoft.com/office/word/2018/wordml" xmlns:w16du="http://schemas.microsoft.com/office/word/2023/wordml/word16du" xmlns:w16sdtdh="http://schemas.microsoft.com/office/word/2020/wordml/sdtdatahash" xmlns:w16sdtfl="http://schemas.microsoft.com/office/word/2024/wordml/sdtformatlock" xmlns:w16se="http://schemas.microsoft.com/office/word/2015/wordml/symex" xmlns:wpg="http://schemas.microsoft.com/office/word/2010/wordprocessingGroup" xmlns:wpi="http://schemas.microsoft.com/office/word/2010/wordprocessingInk" xmlns:wne="http://schemas.microsoft.com/office/word/2006/wordml" xmlns:wps="http://schemas.microsoft.com/office/word/2010/wordprocessingShape" mc:Ignorable="w14 w15 w16se w16cid w16 w16cex w16sdtdh w16sdtfl w16du wp14">
+<w:ftr xmlns:wpc="http://schemas.microsoft.com/office/word/2010/wordprocessingCanvas" xmlns:cx="http://schemas.microsoft.com/office/drawing/2014/chartex" xmlns:cx1="http://schemas.microsoft.com/office/drawing/2015/9/8/chartex" xmlns:cx2="http://schemas.microsoft.com/office/drawing/2015/10/21/chartex" xmlns:cx3="http://schemas.microsoft.com/office/drawing/2016/5/9/chartex" xmlns:cx4="http://schemas.microsoft.com/office/drawing/2016/5/10/chartex" xmlns:cx5="http://schemas.microsoft.com/office/drawing/2016/5/11/chartex" xmlns:cx6="http://schemas.microsoft.com/office/drawing/2016/5/12/chartex" xmlns:cx7="http://schemas.microsoft.com/office/drawing/2016/5/13/chartex" xmlns:cx8="http://schemas.microsoft.com/office/drawing/2016/5/14/chartex" xmlns:mc="http://schemas.openxmlformats.org/markup-compatibility/2006" xmlns:aink="http://schemas.microsoft.com/office/drawing/2016/ink" xmlns:am3d="http://schemas.microsoft.com/office/drawing/2017/model3d" xmlns:o="urn:schemas-microsoft-com:office:office" xmlns:oel="http://schemas.microsoft.com/office/2019/extlst" xmlns:r="http://schemas.openxmlformats.org/officeDocument/2006/relationships" xmlns:m="http://schemas.openxmlformats.org/officeDocument/2006/math" xmlns:v="urn:schemas-microsoft-com:vml" xmlns:wp14="http://schemas.microsoft.com/office/word/2010/wordprocessingDrawing" xmlns:wp="http://schemas.openxmlformats.org/drawingml/2006/wordprocessingDrawing" xmlns:w10="urn:schemas-microsoft-com:office:word" xmlns:w="http://schemas.openxmlformats.org/wordprocessingml/2006/main" xmlns:w14="http://schemas.microsoft.com/office/word/2010/wordml" xmlns:w15="http://schemas.microsoft.com/office/word/2012/wordml" xmlns:w16cex="http://schemas.microsoft.com/office/word/2018/wordml/cex" xmlns:w16cid="http://schemas.microsoft.com/office/word/2016/wordml/cid" xmlns:w16="http://schemas.microsoft.com/office/word/2018/wordml" xmlns:w16du="http://schemas.microsoft.com/office/word/2023/wordml/word16du" xmlns:w16sdtdh="http://schemas.microsoft.com/office/word/2020/wordml/sdtdatahash" xmlns:w16sdtfl="http://schemas.microsoft.com/office/word/2024/wordml/sdtformatlock" xmlns:w16se="http://schemas.microsoft.com/office/word/2015/wordml/symex" xmlns:wpg="http://schemas.microsoft.com/office/word/2010/wordprocessingGroup" xmlns:wpi="http://schemas.microsoft.com/office/word/2010/wordprocessingInk" xmlns:wne="http://schemas.microsoft.com/office/word/2006/wordml" xmlns:wps="http://schemas.microsoft.com/office/word/2010/wordprocessingShape" mc:Ignorable="w14 w15 w16se w16cid w16 w16cex w16sdtdh w16sdtfl w16du wp14">
   <w:p>
     <w:pPr>
       <w:pStyle w:val="Pieddepage"/>
@@ -272,7 +268,7 @@
 </file>
 
 <file path=word/footer2.xml><?xml version="1.0" encoding="utf-8"?>
-<w:ftr xmlns:wpc="http://schemas.microsoft.com/office/word/2010/wordprocessingCanvas" xmlns:cx="http://schemas.microsoft.com/office/drawing/2014/chartex" xmlns:cx1="http://schemas.microsoft.com/office/drawing/2015/9/8/chartex" xmlns:cx2="http://schemas.microsoft.com/office/drawing/2015/10/21/chartex" xmlns:cx3="http://schemas.microsoft.com/office/drawing/2016/5/9/chartex" xmlns:cx4="http://schemas.microsoft.com/office/drawing/2016/5/10/chartex" xmlns:cx5="http://schemas.microsoft.com/office/drawing/2016/5/11/chartex" xmlns:cx6="http://schemas.microsoft.com/office/drawing/2016/5/12/chartex" xmlns:cx7="http://schemas.microsoft.com/office/drawing/2016/5/13/chartex" xmlns:cx8="http://schemas.microsoft.com/office/drawing/2016/5/14/chartex" xmlns:mc="http://schemas.openxmlformats.org/markup-compatibility/2006" xmlns:aink="http://schemas.microsoft.com/office/drawing/2016/ink" xmlns:am3d="http://schemas.microsoft.com/office/drawing/2017/model3d" xmlns:o="urn:schemas-microsoft-com:office:office" xmlns:oel="http://schemas.microsoft.com/office/2019/extlst" xmlns:r="http://schemas.openxmlformats.org/officeDocument/2006/relationships" xmlns:m="http://schemas.openxmlformats.org/officeDocument/2006/math" xmlns:v="urn:schemas-microsoft-com:vml" xmlns:wp14="http://schemas.microsoft.com/office/word/2010/wordprocessingDrawing" xmlns:wp="http://schemas.openxmlformats.org/drawingml/2006/wordprocessingDrawing" xmlns:w10="urn:schemas-microsoft-com:office:word" xmlns:w="http://schemas.openxmlformats.org/wordprocessingml/2006/main" xmlns:w14="http://schemas.microsoft.com/office/word/2010/wordml" xmlns:w15="http://schemas.microsoft.com/office/word/2012/wordml" xmlns:w16cei="http://schemas.microsoft.com/office/word/2026/wordml/cei" xmlns:w16cex="http://schemas.microsoft.com/office/word/2018/wordml/cex" xmlns:w16cid="http://schemas.microsoft.com/office/word/2016/wordml/cid" xmlns:w16="http://schemas.microsoft.com/office/word/2018/wordml" xmlns:w16du="http://schemas.microsoft.com/office/word/2023/wordml/word16du" xmlns:w16sdtdh="http://schemas.microsoft.com/office/word/2020/wordml/sdtdatahash" xmlns:w16sdtfl="http://schemas.microsoft.com/office/word/2024/wordml/sdtformatlock" xmlns:w16se="http://schemas.microsoft.com/office/word/2015/wordml/symex" xmlns:wpg="http://schemas.microsoft.com/office/word/2010/wordprocessingGroup" xmlns:wpi="http://schemas.microsoft.com/office/word/2010/wordprocessingInk" xmlns:wne="http://schemas.microsoft.com/office/word/2006/wordml" xmlns:wps="http://schemas.microsoft.com/office/word/2010/wordprocessingShape" mc:Ignorable="w14 w15 w16se w16cid w16 w16cex w16sdtdh w16sdtfl w16du wp14">
+<w:ftr xmlns:wpc="http://schemas.microsoft.com/office/word/2010/wordprocessingCanvas" xmlns:cx="http://schemas.microsoft.com/office/drawing/2014/chartex" xmlns:cx1="http://schemas.microsoft.com/office/drawing/2015/9/8/chartex" xmlns:cx2="http://schemas.microsoft.com/office/drawing/2015/10/21/chartex" xmlns:cx3="http://schemas.microsoft.com/office/drawing/2016/5/9/chartex" xmlns:cx4="http://schemas.microsoft.com/office/drawing/2016/5/10/chartex" xmlns:cx5="http://schemas.microsoft.com/office/drawing/2016/5/11/chartex" xmlns:cx6="http://schemas.microsoft.com/office/drawing/2016/5/12/chartex" xmlns:cx7="http://schemas.microsoft.com/office/drawing/2016/5/13/chartex" xmlns:cx8="http://schemas.microsoft.com/office/drawing/2016/5/14/chartex" xmlns:mc="http://schemas.openxmlformats.org/markup-compatibility/2006" xmlns:aink="http://schemas.microsoft.com/office/drawing/2016/ink" xmlns:am3d="http://schemas.microsoft.com/office/drawing/2017/model3d" xmlns:o="urn:schemas-microsoft-com:office:office" xmlns:oel="http://schemas.microsoft.com/office/2019/extlst" xmlns:r="http://schemas.openxmlformats.org/officeDocument/2006/relationships" xmlns:m="http://schemas.openxmlformats.org/officeDocument/2006/math" xmlns:v="urn:schemas-microsoft-com:vml" xmlns:wp14="http://schemas.microsoft.com/office/word/2010/wordprocessingDrawing" xmlns:wp="http://schemas.openxmlformats.org/drawingml/2006/wordprocessingDrawing" xmlns:w10="urn:schemas-microsoft-com:office:word" xmlns:w="http://schemas.openxmlformats.org/wordprocessingml/2006/main" xmlns:w14="http://schemas.microsoft.com/office/word/2010/wordml" xmlns:w15="http://schemas.microsoft.com/office/word/2012/wordml" xmlns:w16cex="http://schemas.microsoft.com/office/word/2018/wordml/cex" xmlns:w16cid="http://schemas.microsoft.com/office/word/2016/wordml/cid" xmlns:w16="http://schemas.microsoft.com/office/word/2018/wordml" xmlns:w16du="http://schemas.microsoft.com/office/word/2023/wordml/word16du" xmlns:w16sdtdh="http://schemas.microsoft.com/office/word/2020/wordml/sdtdatahash" xmlns:w16sdtfl="http://schemas.microsoft.com/office/word/2024/wordml/sdtformatlock" xmlns:w16se="http://schemas.microsoft.com/office/word/2015/wordml/symex" xmlns:wpg="http://schemas.microsoft.com/office/word/2010/wordprocessingGroup" xmlns:wpi="http://schemas.microsoft.com/office/word/2010/wordprocessingInk" xmlns:wne="http://schemas.microsoft.com/office/word/2006/wordml" xmlns:wps="http://schemas.microsoft.com/office/word/2010/wordprocessingShape" mc:Ignorable="w14 w15 w16se w16cid w16 w16cex w16sdtdh w16sdtfl w16du wp14">
   <w:sdt>
     <w:sdtPr>
       <w:id w:val="591049890"/>
@@ -433,7 +429,7 @@
                 </wp:anchor>
               </w:drawing>
             </mc:Choice>
-            <mc:Fallback>
+            <mc:Fallback xmlns:w16cei="http://schemas.microsoft.com/office/word/2026/wordml/cei">
               <w:pict>
                 <v:shapetype w14:anchorId="4544829D" id="_x0000_t65" coordsize="21600,21600" o:spt="65" adj="18900" path="m,l,21600@0,21600,21600@0,21600,xem@0,21600nfl@3@5c@7@9@11@13,21600@0e">
                   <v:formulas>
@@ -538,7 +534,7 @@
 </file>
 
 <file path=word/footer3.xml><?xml version="1.0" encoding="utf-8"?>
-<w:ftr xmlns:wpc="http://schemas.microsoft.com/office/word/2010/wordprocessingCanvas" xmlns:cx="http://schemas.microsoft.com/office/drawing/2014/chartex" xmlns:cx1="http://schemas.microsoft.com/office/drawing/2015/9/8/chartex" xmlns:cx2="http://schemas.microsoft.com/office/drawing/2015/10/21/chartex" xmlns:cx3="http://schemas.microsoft.com/office/drawing/2016/5/9/chartex" xmlns:cx4="http://schemas.microsoft.com/office/drawing/2016/5/10/chartex" xmlns:cx5="http://schemas.microsoft.com/office/drawing/2016/5/11/chartex" xmlns:cx6="http://schemas.microsoft.com/office/drawing/2016/5/12/chartex" xmlns:cx7="http://schemas.microsoft.com/office/drawing/2016/5/13/chartex" xmlns:cx8="http://schemas.microsoft.com/office/drawing/2016/5/14/chartex" xmlns:mc="http://schemas.openxmlformats.org/markup-compatibility/2006" xmlns:aink="http://schemas.microsoft.com/office/drawing/2016/ink" xmlns:am3d="http://schemas.microsoft.com/office/drawing/2017/model3d" xmlns:o="urn:schemas-microsoft-com:office:office" xmlns:oel="http://schemas.microsoft.com/office/2019/extlst" xmlns:r="http://schemas.openxmlformats.org/officeDocument/2006/relationships" xmlns:m="http://schemas.openxmlformats.org/officeDocument/2006/math" xmlns:v="urn:schemas-microsoft-com:vml" xmlns:wp14="http://schemas.microsoft.com/office/word/2010/wordprocessingDrawing" xmlns:wp="http://schemas.openxmlformats.org/drawingml/2006/wordprocessingDrawing" xmlns:w10="urn:schemas-microsoft-com:office:word" xmlns:w="http://schemas.openxmlformats.org/wordprocessingml/2006/main" xmlns:w14="http://schemas.microsoft.com/office/word/2010/wordml" xmlns:w15="http://schemas.microsoft.com/office/word/2012/wordml" xmlns:w16cei="http://schemas.microsoft.com/office/word/2026/wordml/cei" xmlns:w16cex="http://schemas.microsoft.com/office/word/2018/wordml/cex" xmlns:w16cid="http://schemas.microsoft.com/office/word/2016/wordml/cid" xmlns:w16="http://schemas.microsoft.com/office/word/2018/wordml" xmlns:w16du="http://schemas.microsoft.com/office/word/2023/wordml/word16du" xmlns:w16sdtdh="http://schemas.microsoft.com/office/word/2020/wordml/sdtdatahash" xmlns:w16sdtfl="http://schemas.microsoft.com/office/word/2024/wordml/sdtformatlock" xmlns:w16se="http://schemas.microsoft.com/office/word/2015/wordml/symex" xmlns:wpg="http://schemas.microsoft.com/office/word/2010/wordprocessingGroup" xmlns:wpi="http://schemas.microsoft.com/office/word/2010/wordprocessingInk" xmlns:wne="http://schemas.microsoft.com/office/word/2006/wordml" xmlns:wps="http://schemas.microsoft.com/office/word/2010/wordprocessingShape" mc:Ignorable="w14 w15 w16se w16cid w16 w16cex w16sdtdh w16sdtfl w16du wp14">
+<w:ftr xmlns:wpc="http://schemas.microsoft.com/office/word/2010/wordprocessingCanvas" xmlns:cx="http://schemas.microsoft.com/office/drawing/2014/chartex" xmlns:cx1="http://schemas.microsoft.com/office/drawing/2015/9/8/chartex" xmlns:cx2="http://schemas.microsoft.com/office/drawing/2015/10/21/chartex" xmlns:cx3="http://schemas.microsoft.com/office/drawing/2016/5/9/chartex" xmlns:cx4="http://schemas.microsoft.com/office/drawing/2016/5/10/chartex" xmlns:cx5="http://schemas.microsoft.com/office/drawing/2016/5/11/chartex" xmlns:cx6="http://schemas.microsoft.com/office/drawing/2016/5/12/chartex" xmlns:cx7="http://schemas.microsoft.com/office/drawing/2016/5/13/chartex" xmlns:cx8="http://schemas.microsoft.com/office/drawing/2016/5/14/chartex" xmlns:mc="http://schemas.openxmlformats.org/markup-compatibility/2006" xmlns:aink="http://schemas.microsoft.com/office/drawing/2016/ink" xmlns:am3d="http://schemas.microsoft.com/office/drawing/2017/model3d" xmlns:o="urn:schemas-microsoft-com:office:office" xmlns:oel="http://schemas.microsoft.com/office/2019/extlst" xmlns:r="http://schemas.openxmlformats.org/officeDocument/2006/relationships" xmlns:m="http://schemas.openxmlformats.org/officeDocument/2006/math" xmlns:v="urn:schemas-microsoft-com:vml" xmlns:wp14="http://schemas.microsoft.com/office/word/2010/wordprocessingDrawing" xmlns:wp="http://schemas.openxmlformats.org/drawingml/2006/wordprocessingDrawing" xmlns:w10="urn:schemas-microsoft-com:office:word" xmlns:w="http://schemas.openxmlformats.org/wordprocessingml/2006/main" xmlns:w14="http://schemas.microsoft.com/office/word/2010/wordml" xmlns:w15="http://schemas.microsoft.com/office/word/2012/wordml" xmlns:w16cex="http://schemas.microsoft.com/office/word/2018/wordml/cex" xmlns:w16cid="http://schemas.microsoft.com/office/word/2016/wordml/cid" xmlns:w16="http://schemas.microsoft.com/office/word/2018/wordml" xmlns:w16du="http://schemas.microsoft.com/office/word/2023/wordml/word16du" xmlns:w16sdtdh="http://schemas.microsoft.com/office/word/2020/wordml/sdtdatahash" xmlns:w16sdtfl="http://schemas.microsoft.com/office/word/2024/wordml/sdtformatlock" xmlns:w16se="http://schemas.microsoft.com/office/word/2015/wordml/symex" xmlns:wpg="http://schemas.microsoft.com/office/word/2010/wordprocessingGroup" xmlns:wpi="http://schemas.microsoft.com/office/word/2010/wordprocessingInk" xmlns:wne="http://schemas.microsoft.com/office/word/2006/wordml" xmlns:wps="http://schemas.microsoft.com/office/word/2010/wordprocessingShape" mc:Ignorable="w14 w15 w16se w16cid w16 w16cex w16sdtdh w16sdtfl w16du wp14">
   <w:p>
     <w:pPr>
       <w:pStyle w:val="Pieddepage"/>
@@ -548,7 +544,7 @@
 </file>
 
 <file path=word/footnotes.xml><?xml version="1.0" encoding="utf-8"?>
-<w:footnotes xmlns:wpc="http://schemas.microsoft.com/office/word/2010/wordprocessingCanvas" xmlns:cx="http://schemas.microsoft.com/office/drawing/2014/chartex" xmlns:cx1="http://schemas.microsoft.com/office/drawing/2015/9/8/chartex" xmlns:cx2="http://schemas.microsoft.com/office/drawing/2015/10/21/chartex" xmlns:cx3="http://schemas.microsoft.com/office/drawing/2016/5/9/chartex" xmlns:cx4="http://schemas.microsoft.com/office/drawing/2016/5/10/chartex" xmlns:cx5="http://schemas.microsoft.com/office/drawing/2016/5/11/chartex" xmlns:cx6="http://schemas.microsoft.com/office/drawing/2016/5/12/chartex" xmlns:cx7="http://schemas.microsoft.com/office/drawing/2016/5/13/chartex" xmlns:cx8="http://schemas.microsoft.com/office/drawing/2016/5/14/chartex" xmlns:mc="http://schemas.openxmlformats.org/markup-compatibility/2006" xmlns:aink="http://schemas.microsoft.com/office/drawing/2016/ink" xmlns:am3d="http://schemas.microsoft.com/office/drawing/2017/model3d" xmlns:o="urn:schemas-microsoft-com:office:office" xmlns:oel="http://schemas.microsoft.com/office/2019/extlst" xmlns:r="http://schemas.openxmlformats.org/officeDocument/2006/relationships" xmlns:m="http://schemas.openxmlformats.org/officeDocument/2006/math" xmlns:v="urn:schemas-microsoft-com:vml" xmlns:wp14="http://schemas.microsoft.com/office/word/2010/wordprocessingDrawing" xmlns:wp="http://schemas.openxmlformats.org/drawingml/2006/wordprocessingDrawing" xmlns:w10="urn:schemas-microsoft-com:office:word" xmlns:w="http://schemas.openxmlformats.org/wordprocessingml/2006/main" xmlns:w14="http://schemas.microsoft.com/office/word/2010/wordml" xmlns:w15="http://schemas.microsoft.com/office/word/2012/wordml" xmlns:w16cei="http://schemas.microsoft.com/office/word/2026/wordml/cei" xmlns:w16cex="http://schemas.microsoft.com/office/word/2018/wordml/cex" xmlns:w16cid="http://schemas.microsoft.com/office/word/2016/wordml/cid" xmlns:w16="http://schemas.microsoft.com/office/word/2018/wordml" xmlns:w16du="http://schemas.microsoft.com/office/word/2023/wordml/word16du" xmlns:w16sdtdh="http://schemas.microsoft.com/office/word/2020/wordml/sdtdatahash" xmlns:w16sdtfl="http://schemas.microsoft.com/office/word/2024/wordml/sdtformatlock" xmlns:w16se="http://schemas.microsoft.com/office/word/2015/wordml/symex" xmlns:wpg="http://schemas.microsoft.com/office/word/2010/wordprocessingGroup" xmlns:wpi="http://schemas.microsoft.com/office/word/2010/wordprocessingInk" xmlns:wne="http://schemas.microsoft.com/office/word/2006/wordml" xmlns:wps="http://schemas.microsoft.com/office/word/2010/wordprocessingShape" mc:Ignorable="w14 w15 w16se w16cid w16 w16cex w16sdtdh w16sdtfl w16du wp14">
+<w:footnotes xmlns:wpc="http://schemas.microsoft.com/office/word/2010/wordprocessingCanvas" xmlns:cx="http://schemas.microsoft.com/office/drawing/2014/chartex" xmlns:cx1="http://schemas.microsoft.com/office/drawing/2015/9/8/chartex" xmlns:cx2="http://schemas.microsoft.com/office/drawing/2015/10/21/chartex" xmlns:cx3="http://schemas.microsoft.com/office/drawing/2016/5/9/chartex" xmlns:cx4="http://schemas.microsoft.com/office/drawing/2016/5/10/chartex" xmlns:cx5="http://schemas.microsoft.com/office/drawing/2016/5/11/chartex" xmlns:cx6="http://schemas.microsoft.com/office/drawing/2016/5/12/chartex" xmlns:cx7="http://schemas.microsoft.com/office/drawing/2016/5/13/chartex" xmlns:cx8="http://schemas.microsoft.com/office/drawing/2016/5/14/chartex" xmlns:mc="http://schemas.openxmlformats.org/markup-compatibility/2006" xmlns:aink="http://schemas.microsoft.com/office/drawing/2016/ink" xmlns:am3d="http://schemas.microsoft.com/office/drawing/2017/model3d" xmlns:o="urn:schemas-microsoft-com:office:office" xmlns:oel="http://schemas.microsoft.com/office/2019/extlst" xmlns:r="http://schemas.openxmlformats.org/officeDocument/2006/relationships" xmlns:m="http://schemas.openxmlformats.org/officeDocument/2006/math" xmlns:v="urn:schemas-microsoft-com:vml" xmlns:wp14="http://schemas.microsoft.com/office/word/2010/wordprocessingDrawing" xmlns:wp="http://schemas.openxmlformats.org/drawingml/2006/wordprocessingDrawing" xmlns:w10="urn:schemas-microsoft-com:office:word" xmlns:w="http://schemas.openxmlformats.org/wordprocessingml/2006/main" xmlns:w14="http://schemas.microsoft.com/office/word/2010/wordml" xmlns:w15="http://schemas.microsoft.com/office/word/2012/wordml" xmlns:w16cex="http://schemas.microsoft.com/office/word/2018/wordml/cex" xmlns:w16cid="http://schemas.microsoft.com/office/word/2016/wordml/cid" xmlns:w16="http://schemas.microsoft.com/office/word/2018/wordml" xmlns:w16du="http://schemas.microsoft.com/office/word/2023/wordml/word16du" xmlns:w16sdtdh="http://schemas.microsoft.com/office/word/2020/wordml/sdtdatahash" xmlns:w16sdtfl="http://schemas.microsoft.com/office/word/2024/wordml/sdtformatlock" xmlns:w16se="http://schemas.microsoft.com/office/word/2015/wordml/symex" xmlns:wpg="http://schemas.microsoft.com/office/word/2010/wordprocessingGroup" xmlns:wpi="http://schemas.microsoft.com/office/word/2010/wordprocessingInk" xmlns:wne="http://schemas.microsoft.com/office/word/2006/wordml" xmlns:wps="http://schemas.microsoft.com/office/word/2010/wordprocessingShape" mc:Ignorable="w14 w15 w16se w16cid w16 w16cex w16sdtdh w16sdtfl w16du wp14">
   <w:footnote w:type="separator" w:id="-1">
     <w:p>
       <w:pPr>
@@ -573,7 +569,7 @@
 </file>
 
 <file path=word/header1.xml><?xml version="1.0" encoding="utf-8"?>
-<w:hdr xmlns:wpc="http://schemas.microsoft.com/office/word/2010/wordprocessingCanvas" xmlns:cx="http://schemas.microsoft.com/office/drawing/2014/chartex" xmlns:cx1="http://schemas.microsoft.com/office/drawing/2015/9/8/chartex" xmlns:cx2="http://schemas.microsoft.com/office/drawing/2015/10/21/chartex" xmlns:cx3="http://schemas.microsoft.com/office/drawing/2016/5/9/chartex" xmlns:cx4="http://schemas.microsoft.com/office/drawing/2016/5/10/chartex" xmlns:cx5="http://schemas.microsoft.com/office/drawing/2016/5/11/chartex" xmlns:cx6="http://schemas.microsoft.com/office/drawing/2016/5/12/chartex" xmlns:cx7="http://schemas.microsoft.com/office/drawing/2016/5/13/chartex" xmlns:cx8="http://schemas.microsoft.com/office/drawing/2016/5/14/chartex" xmlns:mc="http://schemas.openxmlformats.org/markup-compatibility/2006" xmlns:aink="http://schemas.microsoft.com/office/drawing/2016/ink" xmlns:am3d="http://schemas.microsoft.com/office/drawing/2017/model3d" xmlns:o="urn:schemas-microsoft-com:office:office" xmlns:oel="http://schemas.microsoft.com/office/2019/extlst" xmlns:r="http://schemas.openxmlformats.org/officeDocument/2006/relationships" xmlns:m="http://schemas.openxmlformats.org/officeDocument/2006/math" xmlns:v="urn:schemas-microsoft-com:vml" xmlns:wp14="http://schemas.microsoft.com/office/word/2010/wordprocessingDrawing" xmlns:wp="http://schemas.openxmlformats.org/drawingml/2006/wordprocessingDrawing" xmlns:w10="urn:schemas-microsoft-com:office:word" xmlns:w="http://schemas.openxmlformats.org/wordprocessingml/2006/main" xmlns:w14="http://schemas.microsoft.com/office/word/2010/wordml" xmlns:w15="http://schemas.microsoft.com/office/word/2012/wordml" xmlns:w16cei="http://schemas.microsoft.com/office/word/2026/wordml/cei" xmlns:w16cex="http://schemas.microsoft.com/office/word/2018/wordml/cex" xmlns:w16cid="http://schemas.microsoft.com/office/word/2016/wordml/cid" xmlns:w16="http://schemas.microsoft.com/office/word/2018/wordml" xmlns:w16du="http://schemas.microsoft.com/office/word/2023/wordml/word16du" xmlns:w16sdtdh="http://schemas.microsoft.com/office/word/2020/wordml/sdtdatahash" xmlns:w16sdtfl="http://schemas.microsoft.com/office/word/2024/wordml/sdtformatlock" xmlns:w16se="http://schemas.microsoft.com/office/word/2015/wordml/symex" xmlns:wpg="http://schemas.microsoft.com/office/word/2010/wordprocessingGroup" xmlns:wpi="http://schemas.microsoft.com/office/word/2010/wordprocessingInk" xmlns:wne="http://schemas.microsoft.com/office/word/2006/wordml" xmlns:wps="http://schemas.microsoft.com/office/word/2010/wordprocessingShape" mc:Ignorable="w14 w15 w16se w16cid w16 w16cex w16sdtdh w16sdtfl w16du wp14">
+<w:hdr xmlns:wpc="http://schemas.microsoft.com/office/word/2010/wordprocessingCanvas" xmlns:cx="http://schemas.microsoft.com/office/drawing/2014/chartex" xmlns:cx1="http://schemas.microsoft.com/office/drawing/2015/9/8/chartex" xmlns:cx2="http://schemas.microsoft.com/office/drawing/2015/10/21/chartex" xmlns:cx3="http://schemas.microsoft.com/office/drawing/2016/5/9/chartex" xmlns:cx4="http://schemas.microsoft.com/office/drawing/2016/5/10/chartex" xmlns:cx5="http://schemas.microsoft.com/office/drawing/2016/5/11/chartex" xmlns:cx6="http://schemas.microsoft.com/office/drawing/2016/5/12/chartex" xmlns:cx7="http://schemas.microsoft.com/office/drawing/2016/5/13/chartex" xmlns:cx8="http://schemas.microsoft.com/office/drawing/2016/5/14/chartex" xmlns:mc="http://schemas.openxmlformats.org/markup-compatibility/2006" xmlns:aink="http://schemas.microsoft.com/office/drawing/2016/ink" xmlns:am3d="http://schemas.microsoft.com/office/drawing/2017/model3d" xmlns:o="urn:schemas-microsoft-com:office:office" xmlns:oel="http://schemas.microsoft.com/office/2019/extlst" xmlns:r="http://schemas.openxmlformats.org/officeDocument/2006/relationships" xmlns:m="http://schemas.openxmlformats.org/officeDocument/2006/math" xmlns:v="urn:schemas-microsoft-com:vml" xmlns:wp14="http://schemas.microsoft.com/office/word/2010/wordprocessingDrawing" xmlns:wp="http://schemas.openxmlformats.org/drawingml/2006/wordprocessingDrawing" xmlns:w10="urn:schemas-microsoft-com:office:word" xmlns:w="http://schemas.openxmlformats.org/wordprocessingml/2006/main" xmlns:w14="http://schemas.microsoft.com/office/word/2010/wordml" xmlns:w15="http://schemas.microsoft.com/office/word/2012/wordml" xmlns:w16cex="http://schemas.microsoft.com/office/word/2018/wordml/cex" xmlns:w16cid="http://schemas.microsoft.com/office/word/2016/wordml/cid" xmlns:w16="http://schemas.microsoft.com/office/word/2018/wordml" xmlns:w16du="http://schemas.microsoft.com/office/word/2023/wordml/word16du" xmlns:w16sdtdh="http://schemas.microsoft.com/office/word/2020/wordml/sdtdatahash" xmlns:w16sdtfl="http://schemas.microsoft.com/office/word/2024/wordml/sdtformatlock" xmlns:w16se="http://schemas.microsoft.com/office/word/2015/wordml/symex" xmlns:wpg="http://schemas.microsoft.com/office/word/2010/wordprocessingGroup" xmlns:wpi="http://schemas.microsoft.com/office/word/2010/wordprocessingInk" xmlns:wne="http://schemas.microsoft.com/office/word/2006/wordml" xmlns:wps="http://schemas.microsoft.com/office/word/2010/wordprocessingShape" mc:Ignorable="w14 w15 w16se w16cid w16 w16cex w16sdtdh w16sdtfl w16du wp14">
   <w:p>
     <w:pPr>
       <w:pStyle w:val="En-tte"/>
@@ -583,7 +579,7 @@
 </file>
 
 <file path=word/header2.xml><?xml version="1.0" encoding="utf-8"?>
-<w:hdr xmlns:wpc="http://schemas.microsoft.com/office/word/2010/wordprocessingCanvas" xmlns:cx="http://schemas.microsoft.com/office/drawing/2014/chartex" xmlns:cx1="http://schemas.microsoft.com/office/drawing/2015/9/8/chartex" xmlns:cx2="http://schemas.microsoft.com/office/drawing/2015/10/21/chartex" xmlns:cx3="http://schemas.microsoft.com/office/drawing/2016/5/9/chartex" xmlns:cx4="http://schemas.microsoft.com/office/drawing/2016/5/10/chartex" xmlns:cx5="http://schemas.microsoft.com/office/drawing/2016/5/11/chartex" xmlns:cx6="http://schemas.microsoft.com/office/drawing/2016/5/12/chartex" xmlns:cx7="http://schemas.microsoft.com/office/drawing/2016/5/13/chartex" xmlns:cx8="http://schemas.microsoft.com/office/drawing/2016/5/14/chartex" xmlns:mc="http://schemas.openxmlformats.org/markup-compatibility/2006" xmlns:aink="http://schemas.microsoft.com/office/drawing/2016/ink" xmlns:am3d="http://schemas.microsoft.com/office/drawing/2017/model3d" xmlns:o="urn:schemas-microsoft-com:office:office" xmlns:oel="http://schemas.microsoft.com/office/2019/extlst" xmlns:r="http://schemas.openxmlformats.org/officeDocument/2006/relationships" xmlns:m="http://schemas.openxmlformats.org/officeDocument/2006/math" xmlns:v="urn:schemas-microsoft-com:vml" xmlns:wp14="http://schemas.microsoft.com/office/word/2010/wordprocessingDrawing" xmlns:wp="http://schemas.openxmlformats.org/drawingml/2006/wordprocessingDrawing" xmlns:w10="urn:schemas-microsoft-com:office:word" xmlns:w="http://schemas.openxmlformats.org/wordprocessingml/2006/main" xmlns:w14="http://schemas.microsoft.com/office/word/2010/wordml" xmlns:w15="http://schemas.microsoft.com/office/word/2012/wordml" xmlns:w16cei="http://schemas.microsoft.com/office/word/2026/wordml/cei" xmlns:w16cex="http://schemas.microsoft.com/office/word/2018/wordml/cex" xmlns:w16cid="http://schemas.microsoft.com/office/word/2016/wordml/cid" xmlns:w16="http://schemas.microsoft.com/office/word/2018/wordml" xmlns:w16du="http://schemas.microsoft.com/office/word/2023/wordml/word16du" xmlns:w16sdtdh="http://schemas.microsoft.com/office/word/2020/wordml/sdtdatahash" xmlns:w16sdtfl="http://schemas.microsoft.com/office/word/2024/wordml/sdtformatlock" xmlns:w16se="http://schemas.microsoft.com/office/word/2015/wordml/symex" xmlns:wpg="http://schemas.microsoft.com/office/word/2010/wordprocessingGroup" xmlns:wpi="http://schemas.microsoft.com/office/word/2010/wordprocessingInk" xmlns:wne="http://schemas.microsoft.com/office/word/2006/wordml" xmlns:wps="http://schemas.microsoft.com/office/word/2010/wordprocessingShape" mc:Ignorable="w14 w15 w16se w16cid w16 w16cex w16sdtdh w16sdtfl w16du wp14">
+<w:hdr xmlns:wpc="http://schemas.microsoft.com/office/word/2010/wordprocessingCanvas" xmlns:cx="http://schemas.microsoft.com/office/drawing/2014/chartex" xmlns:cx1="http://schemas.microsoft.com/office/drawing/2015/9/8/chartex" xmlns:cx2="http://schemas.microsoft.com/office/drawing/2015/10/21/chartex" xmlns:cx3="http://schemas.microsoft.com/office/drawing/2016/5/9/chartex" xmlns:cx4="http://schemas.microsoft.com/office/drawing/2016/5/10/chartex" xmlns:cx5="http://schemas.microsoft.com/office/drawing/2016/5/11/chartex" xmlns:cx6="http://schemas.microsoft.com/office/drawing/2016/5/12/chartex" xmlns:cx7="http://schemas.microsoft.com/office/drawing/2016/5/13/chartex" xmlns:cx8="http://schemas.microsoft.com/office/drawing/2016/5/14/chartex" xmlns:mc="http://schemas.openxmlformats.org/markup-compatibility/2006" xmlns:aink="http://schemas.microsoft.com/office/drawing/2016/ink" xmlns:am3d="http://schemas.microsoft.com/office/drawing/2017/model3d" xmlns:o="urn:schemas-microsoft-com:office:office" xmlns:oel="http://schemas.microsoft.com/office/2019/extlst" xmlns:r="http://schemas.openxmlformats.org/officeDocument/2006/relationships" xmlns:m="http://schemas.openxmlformats.org/officeDocument/2006/math" xmlns:v="urn:schemas-microsoft-com:vml" xmlns:wp14="http://schemas.microsoft.com/office/word/2010/wordprocessingDrawing" xmlns:wp="http://schemas.openxmlformats.org/drawingml/2006/wordprocessingDrawing" xmlns:w10="urn:schemas-microsoft-com:office:word" xmlns:w="http://schemas.openxmlformats.org/wordprocessingml/2006/main" xmlns:w14="http://schemas.microsoft.com/office/word/2010/wordml" xmlns:w15="http://schemas.microsoft.com/office/word/2012/wordml" xmlns:w16cex="http://schemas.microsoft.com/office/word/2018/wordml/cex" xmlns:w16cid="http://schemas.microsoft.com/office/word/2016/wordml/cid" xmlns:w16="http://schemas.microsoft.com/office/word/2018/wordml" xmlns:w16du="http://schemas.microsoft.com/office/word/2023/wordml/word16du" xmlns:w16sdtdh="http://schemas.microsoft.com/office/word/2020/wordml/sdtdatahash" xmlns:w16sdtfl="http://schemas.microsoft.com/office/word/2024/wordml/sdtformatlock" xmlns:w16se="http://schemas.microsoft.com/office/word/2015/wordml/symex" xmlns:wpg="http://schemas.microsoft.com/office/word/2010/wordprocessingGroup" xmlns:wpi="http://schemas.microsoft.com/office/word/2010/wordprocessingInk" xmlns:wne="http://schemas.microsoft.com/office/word/2006/wordml" xmlns:wps="http://schemas.microsoft.com/office/word/2010/wordprocessingShape" mc:Ignorable="w14 w15 w16se w16cid w16 w16cex w16sdtdh w16sdtfl w16du wp14">
   <w:p>
     <w:pPr>
       <w:pStyle w:val="En-tte"/>
@@ -728,7 +724,7 @@
             </wp:anchor>
           </w:drawing>
         </mc:Choice>
-        <mc:Fallback>
+        <mc:Fallback xmlns:w16cei="http://schemas.microsoft.com/office/word/2026/wordml/cei">
           <w:pict>
             <v:rect w14:anchorId="3635B38D" id="Rectangle 197" o:spid="_x0000_s1026" style="position:absolute;margin-left:0;margin-top:0;width:468.5pt;height:21.3pt;z-index:-251655168;visibility:visible;mso-wrap-style:square;mso-width-percent:1000;mso-height-percent:27;mso-top-percent:45;mso-wrap-distance-left:9.35pt;mso-wrap-distance-top:0;mso-wrap-distance-right:9.35pt;mso-wrap-distance-bottom:0;mso-position-horizontal:center;mso-position-horizontal-relative:margin;mso-position-vertical-relative:page;mso-width-percent:1000;mso-height-percent:27;mso-top-percent:45;mso-width-relative:margin;mso-height-relative:page;v-text-anchor:middle" o:gfxdata="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" o:allowoverlap="f" fillcolor="#c00000" stroked="f" strokeweight="1pt">
               <v:textbox style="mso-fit-shape-to-text:t">
@@ -799,7 +795,7 @@
 </file>
 
 <file path=word/header3.xml><?xml version="1.0" encoding="utf-8"?>
-<w:hdr xmlns:wpc="http://schemas.microsoft.com/office/word/2010/wordprocessingCanvas" xmlns:cx="http://schemas.microsoft.com/office/drawing/2014/chartex" xmlns:cx1="http://schemas.microsoft.com/office/drawing/2015/9/8/chartex" xmlns:cx2="http://schemas.microsoft.com/office/drawing/2015/10/21/chartex" xmlns:cx3="http://schemas.microsoft.com/office/drawing/2016/5/9/chartex" xmlns:cx4="http://schemas.microsoft.com/office/drawing/2016/5/10/chartex" xmlns:cx5="http://schemas.microsoft.com/office/drawing/2016/5/11/chartex" xmlns:cx6="http://schemas.microsoft.com/office/drawing/2016/5/12/chartex" xmlns:cx7="http://schemas.microsoft.com/office/drawing/2016/5/13/chartex" xmlns:cx8="http://schemas.microsoft.com/office/drawing/2016/5/14/chartex" xmlns:mc="http://schemas.openxmlformats.org/markup-compatibility/2006" xmlns:aink="http://schemas.microsoft.com/office/drawing/2016/ink" xmlns:am3d="http://schemas.microsoft.com/office/drawing/2017/model3d" xmlns:o="urn:schemas-microsoft-com:office:office" xmlns:oel="http://schemas.microsoft.com/office/2019/extlst" xmlns:r="http://schemas.openxmlformats.org/officeDocument/2006/relationships" xmlns:m="http://schemas.openxmlformats.org/officeDocument/2006/math" xmlns:v="urn:schemas-microsoft-com:vml" xmlns:wp14="http://schemas.microsoft.com/office/word/2010/wordprocessingDrawing" xmlns:wp="http://schemas.openxmlformats.org/drawingml/2006/wordprocessingDrawing" xmlns:w10="urn:schemas-microsoft-com:office:word" xmlns:w="http://schemas.openxmlformats.org/wordprocessingml/2006/main" xmlns:w14="http://schemas.microsoft.com/office/word/2010/wordml" xmlns:w15="http://schemas.microsoft.com/office/word/2012/wordml" xmlns:w16cei="http://schemas.microsoft.com/office/word/2026/wordml/cei" xmlns:w16cex="http://schemas.microsoft.com/office/word/2018/wordml/cex" xmlns:w16cid="http://schemas.microsoft.com/office/word/2016/wordml/cid" xmlns:w16="http://schemas.microsoft.com/office/word/2018/wordml" xmlns:w16du="http://schemas.microsoft.com/office/word/2023/wordml/word16du" xmlns:w16sdtdh="http://schemas.microsoft.com/office/word/2020/wordml/sdtdatahash" xmlns:w16sdtfl="http://schemas.microsoft.com/office/word/2024/wordml/sdtformatlock" xmlns:w16se="http://schemas.microsoft.com/office/word/2015/wordml/symex" xmlns:wpg="http://schemas.microsoft.com/office/word/2010/wordprocessingGroup" xmlns:wpi="http://schemas.microsoft.com/office/word/2010/wordprocessingInk" xmlns:wne="http://schemas.microsoft.com/office/word/2006/wordml" xmlns:wps="http://schemas.microsoft.com/office/word/2010/wordprocessingShape" mc:Ignorable="w14 w15 w16se w16cid w16 w16cex w16sdtdh w16sdtfl w16du wp14">
+<w:hdr xmlns:wpc="http://schemas.microsoft.com/office/word/2010/wordprocessingCanvas" xmlns:cx="http://schemas.microsoft.com/office/drawing/2014/chartex" xmlns:cx1="http://schemas.microsoft.com/office/drawing/2015/9/8/chartex" xmlns:cx2="http://schemas.microsoft.com/office/drawing/2015/10/21/chartex" xmlns:cx3="http://schemas.microsoft.com/office/drawing/2016/5/9/chartex" xmlns:cx4="http://schemas.microsoft.com/office/drawing/2016/5/10/chartex" xmlns:cx5="http://schemas.microsoft.com/office/drawing/2016/5/11/chartex" xmlns:cx6="http://schemas.microsoft.com/office/drawing/2016/5/12/chartex" xmlns:cx7="http://schemas.microsoft.com/office/drawing/2016/5/13/chartex" xmlns:cx8="http://schemas.microsoft.com/office/drawing/2016/5/14/chartex" xmlns:mc="http://schemas.openxmlformats.org/markup-compatibility/2006" xmlns:aink="http://schemas.microsoft.com/office/drawing/2016/ink" xmlns:am3d="http://schemas.microsoft.com/office/drawing/2017/model3d" xmlns:o="urn:schemas-microsoft-com:office:office" xmlns:oel="http://schemas.microsoft.com/office/2019/extlst" xmlns:r="http://schemas.openxmlformats.org/officeDocument/2006/relationships" xmlns:m="http://schemas.openxmlformats.org/officeDocument/2006/math" xmlns:v="urn:schemas-microsoft-com:vml" xmlns:wp14="http://schemas.microsoft.com/office/word/2010/wordprocessingDrawing" xmlns:wp="http://schemas.openxmlformats.org/drawingml/2006/wordprocessingDrawing" xmlns:w10="urn:schemas-microsoft-com:office:word" xmlns:w="http://schemas.openxmlformats.org/wordprocessingml/2006/main" xmlns:w14="http://schemas.microsoft.com/office/word/2010/wordml" xmlns:w15="http://schemas.microsoft.com/office/word/2012/wordml" xmlns:w16cex="http://schemas.microsoft.com/office/word/2018/wordml/cex" xmlns:w16cid="http://schemas.microsoft.com/office/word/2016/wordml/cid" xmlns:w16="http://schemas.microsoft.com/office/word/2018/wordml" xmlns:w16du="http://schemas.microsoft.com/office/word/2023/wordml/word16du" xmlns:w16sdtdh="http://schemas.microsoft.com/office/word/2020/wordml/sdtdatahash" xmlns:w16sdtfl="http://schemas.microsoft.com/office/word/2024/wordml/sdtformatlock" xmlns:w16se="http://schemas.microsoft.com/office/word/2015/wordml/symex" xmlns:wpg="http://schemas.microsoft.com/office/word/2010/wordprocessingGroup" xmlns:wpi="http://schemas.microsoft.com/office/word/2010/wordprocessingInk" xmlns:wne="http://schemas.microsoft.com/office/word/2006/wordml" xmlns:wps="http://schemas.microsoft.com/office/word/2010/wordprocessingShape" mc:Ignorable="w14 w15 w16se w16cid w16 w16cex w16sdtdh w16sdtfl w16du wp14">
   <w:p>
     <w:pPr>
       <w:pStyle w:val="En-tte"/>
@@ -809,7 +805,7 @@
 </file>
 
 <file path=word/numbering.xml><?xml version="1.0" encoding="utf-8"?>
-<w:numbering xmlns:wpc="http://schemas.microsoft.com/office/word/2010/wordprocessingCanvas" xmlns:cx="http://schemas.microsoft.com/office/drawing/2014/chartex" xmlns:cx1="http://schemas.microsoft.com/office/drawing/2015/9/8/chartex" xmlns:cx2="http://schemas.microsoft.com/office/drawing/2015/10/21/chartex" xmlns:cx3="http://schemas.microsoft.com/office/drawing/2016/5/9/chartex" xmlns:cx4="http://schemas.microsoft.com/office/drawing/2016/5/10/chartex" xmlns:cx5="http://schemas.microsoft.com/office/drawing/2016/5/11/chartex" xmlns:cx6="http://schemas.microsoft.com/office/drawing/2016/5/12/chartex" xmlns:cx7="http://schemas.microsoft.com/office/drawing/2016/5/13/chartex" xmlns:cx8="http://schemas.microsoft.com/office/drawing/2016/5/14/chartex" xmlns:mc="http://schemas.openxmlformats.org/markup-compatibility/2006" xmlns:aink="http://schemas.microsoft.com/office/drawing/2016/ink" xmlns:am3d="http://schemas.microsoft.com/office/drawing/2017/model3d" xmlns:o="urn:schemas-microsoft-com:office:office" xmlns:oel="http://schemas.microsoft.com/office/2019/extlst" xmlns:r="http://schemas.openxmlformats.org/officeDocument/2006/relationships" xmlns:m="http://schemas.openxmlformats.org/officeDocument/2006/math" xmlns:v="urn:schemas-microsoft-com:vml" xmlns:wp14="http://schemas.microsoft.com/office/word/2010/wordprocessingDrawing" xmlns:wp="http://schemas.openxmlformats.org/drawingml/2006/wordprocessingDrawing" xmlns:w10="urn:schemas-microsoft-com:office:word" xmlns:w="http://schemas.openxmlformats.org/wordprocessingml/2006/main" xmlns:w14="http://schemas.microsoft.com/office/word/2010/wordml" xmlns:w15="http://schemas.microsoft.com/office/word/2012/wordml" xmlns:w16cei="http://schemas.microsoft.com/office/word/2026/wordml/cei" xmlns:w16cex="http://schemas.microsoft.com/office/word/2018/wordml/cex" xmlns:w16cid="http://schemas.microsoft.com/office/word/2016/wordml/cid" xmlns:w16="http://schemas.microsoft.com/office/word/2018/wordml" xmlns:w16du="http://schemas.microsoft.com/office/word/2023/wordml/word16du" xmlns:w16sdtdh="http://schemas.microsoft.com/office/word/2020/wordml/sdtdatahash" xmlns:w16sdtfl="http://schemas.microsoft.com/office/word/2024/wordml/sdtformatlock" xmlns:w16se="http://schemas.microsoft.com/office/word/2015/wordml/symex" xmlns:wpg="http://schemas.microsoft.com/office/word/2010/wordprocessingGroup" xmlns:wpi="http://schemas.microsoft.com/office/word/2010/wordprocessingInk" xmlns:wne="http://schemas.microsoft.com/office/word/2006/wordml" xmlns:wps="http://schemas.microsoft.com/office/word/2010/wordprocessingShape" mc:Ignorable="w14 w15 w16se w16cid w16 w16cex w16sdtdh w16sdtfl w16du wp14">
+<w:numbering xmlns:wpc="http://schemas.microsoft.com/office/word/2010/wordprocessingCanvas" xmlns:cx="http://schemas.microsoft.com/office/drawing/2014/chartex" xmlns:cx1="http://schemas.microsoft.com/office/drawing/2015/9/8/chartex" xmlns:cx2="http://schemas.microsoft.com/office/drawing/2015/10/21/chartex" xmlns:cx3="http://schemas.microsoft.com/office/drawing/2016/5/9/chartex" xmlns:cx4="http://schemas.microsoft.com/office/drawing/2016/5/10/chartex" xmlns:cx5="http://schemas.microsoft.com/office/drawing/2016/5/11/chartex" xmlns:cx6="http://schemas.microsoft.com/office/drawing/2016/5/12/chartex" xmlns:cx7="http://schemas.microsoft.com/office/drawing/2016/5/13/chartex" xmlns:cx8="http://schemas.microsoft.com/office/drawing/2016/5/14/chartex" xmlns:mc="http://schemas.openxmlformats.org/markup-compatibility/2006" xmlns:aink="http://schemas.microsoft.com/office/drawing/2016/ink" xmlns:am3d="http://schemas.microsoft.com/office/drawing/2017/model3d" xmlns:o="urn:schemas-microsoft-com:office:office" xmlns:oel="http://schemas.microsoft.com/office/2019/extlst" xmlns:r="http://schemas.openxmlformats.org/officeDocument/2006/relationships" xmlns:m="http://schemas.openxmlformats.org/officeDocument/2006/math" xmlns:v="urn:schemas-microsoft-com:vml" xmlns:wp14="http://schemas.microsoft.com/office/word/2010/wordprocessingDrawing" xmlns:wp="http://schemas.openxmlformats.org/drawingml/2006/wordprocessingDrawing" xmlns:w10="urn:schemas-microsoft-com:office:word" xmlns:w="http://schemas.openxmlformats.org/wordprocessingml/2006/main" xmlns:w14="http://schemas.microsoft.com/office/word/2010/wordml" xmlns:w15="http://schemas.microsoft.com/office/word/2012/wordml" xmlns:w16cex="http://schemas.microsoft.com/office/word/2018/wordml/cex" xmlns:w16cid="http://schemas.microsoft.com/office/word/2016/wordml/cid" xmlns:w16="http://schemas.microsoft.com/office/word/2018/wordml" xmlns:w16du="http://schemas.microsoft.com/office/word/2023/wordml/word16du" xmlns:w16sdtdh="http://schemas.microsoft.com/office/word/2020/wordml/sdtdatahash" xmlns:w16sdtfl="http://schemas.microsoft.com/office/word/2024/wordml/sdtformatlock" xmlns:w16se="http://schemas.microsoft.com/office/word/2015/wordml/symex" xmlns:wpg="http://schemas.microsoft.com/office/word/2010/wordprocessingGroup" xmlns:wpi="http://schemas.microsoft.com/office/word/2010/wordprocessingInk" xmlns:wne="http://schemas.microsoft.com/office/word/2006/wordml" xmlns:wps="http://schemas.microsoft.com/office/word/2010/wordprocessingShape" mc:Ignorable="w14 w15 w16se w16cid w16 w16cex w16sdtdh w16sdtfl w16du wp14">
   <w:abstractNum w:abstractNumId="0" w15:restartNumberingAfterBreak="0">
     <w:nsid w:val="017A4C6F"/>
     <w:multiLevelType w:val="hybridMultilevel"/>
@@ -5190,7 +5186,7 @@
 </file>
 
 <file path=word/glossary/document.xml><?xml version="1.0" encoding="utf-8"?>
-<w:glossaryDocument xmlns:wpc="http://schemas.microsoft.com/office/word/2010/wordprocessingCanvas" xmlns:cx="http://schemas.microsoft.com/office/drawing/2014/chartex" xmlns:cx1="http://schemas.microsoft.com/office/drawing/2015/9/8/chartex" xmlns:cx2="http://schemas.microsoft.com/office/drawing/2015/10/21/chartex" xmlns:cx3="http://schemas.microsoft.com/office/drawing/2016/5/9/chartex" xmlns:cx4="http://schemas.microsoft.com/office/drawing/2016/5/10/chartex" xmlns:cx5="http://schemas.microsoft.com/office/drawing/2016/5/11/chartex" xmlns:cx6="http://schemas.microsoft.com/office/drawing/2016/5/12/chartex" xmlns:cx7="http://schemas.microsoft.com/office/drawing/2016/5/13/chartex" xmlns:cx8="http://schemas.microsoft.com/office/drawing/2016/5/14/chartex" xmlns:mc="http://schemas.openxmlformats.org/markup-compatibility/2006" xmlns:aink="http://schemas.microsoft.com/office/drawing/2016/ink" xmlns:am3d="http://schemas.microsoft.com/office/drawing/2017/model3d" xmlns:o="urn:schemas-microsoft-com:office:office" xmlns:oel="http://schemas.microsoft.com/office/2019/extlst" xmlns:r="http://schemas.openxmlformats.org/officeDocument/2006/relationships" xmlns:m="http://schemas.openxmlformats.org/officeDocument/2006/math" xmlns:v="urn:schemas-microsoft-com:vml" xmlns:wp14="http://schemas.microsoft.com/office/word/2010/wordprocessingDrawing" xmlns:wp="http://schemas.openxmlformats.org/drawingml/2006/wordprocessingDrawing" xmlns:w10="urn:schemas-microsoft-com:office:word" xmlns:w="http://schemas.openxmlformats.org/wordprocessingml/2006/main" xmlns:w14="http://schemas.microsoft.com/office/word/2010/wordml" xmlns:w15="http://schemas.microsoft.com/office/word/2012/wordml" xmlns:w16cei="http://schemas.microsoft.com/office/word/2026/wordml/cei" xmlns:w16cex="http://schemas.microsoft.com/office/word/2018/wordml/cex" xmlns:w16cid="http://schemas.microsoft.com/office/word/2016/wordml/cid" xmlns:w16="http://schemas.microsoft.com/office/word/2018/wordml" xmlns:w16du="http://schemas.microsoft.com/office/word/2023/wordml/word16du" xmlns:w16sdtdh="http://schemas.microsoft.com/office/word/2020/wordml/sdtdatahash" xmlns:w16sdtfl="http://schemas.microsoft.com/office/word/2024/wordml/sdtformatlock" xmlns:w16se="http://schemas.microsoft.com/office/word/2015/wordml/symex" xmlns:wpg="http://schemas.microsoft.com/office/word/2010/wordprocessingGroup" xmlns:wpi="http://schemas.microsoft.com/office/word/2010/wordprocessingInk" xmlns:wne="http://schemas.microsoft.com/office/word/2006/wordml" xmlns:wps="http://schemas.microsoft.com/office/word/2010/wordprocessingShape" mc:Ignorable="w14 w15 w16se w16cid w16 w16cex w16sdtdh w16sdtfl w16du wp14">
+<w:glossaryDocument xmlns:wpc="http://schemas.microsoft.com/office/word/2010/wordprocessingCanvas" xmlns:cx="http://schemas.microsoft.com/office/drawing/2014/chartex" xmlns:cx1="http://schemas.microsoft.com/office/drawing/2015/9/8/chartex" xmlns:cx2="http://schemas.microsoft.com/office/drawing/2015/10/21/chartex" xmlns:cx3="http://schemas.microsoft.com/office/drawing/2016/5/9/chartex" xmlns:cx4="http://schemas.microsoft.com/office/drawing/2016/5/10/chartex" xmlns:cx5="http://schemas.microsoft.com/office/drawing/2016/5/11/chartex" xmlns:cx6="http://schemas.microsoft.com/office/drawing/2016/5/12/chartex" xmlns:cx7="http://schemas.microsoft.com/office/drawing/2016/5/13/chartex" xmlns:cx8="http://schemas.microsoft.com/office/drawing/2016/5/14/chartex" xmlns:mc="http://schemas.openxmlformats.org/markup-compatibility/2006" xmlns:aink="http://schemas.microsoft.com/office/drawing/2016/ink" xmlns:am3d="http://schemas.microsoft.com/office/drawing/2017/model3d" xmlns:o="urn:schemas-microsoft-com:office:office" xmlns:oel="http://schemas.microsoft.com/office/2019/extlst" xmlns:r="http://schemas.openxmlformats.org/officeDocument/2006/relationships" xmlns:m="http://schemas.openxmlformats.org/officeDocument/2006/math" xmlns:v="urn:schemas-microsoft-com:vml" xmlns:wp14="http://schemas.microsoft.com/office/word/2010/wordprocessingDrawing" xmlns:wp="http://schemas.openxmlformats.org/drawingml/2006/wordprocessingDrawing" xmlns:w10="urn:schemas-microsoft-com:office:word" xmlns:w="http://schemas.openxmlformats.org/wordprocessingml/2006/main" xmlns:w14="http://schemas.microsoft.com/office/word/2010/wordml" xmlns:w15="http://schemas.microsoft.com/office/word/2012/wordml" xmlns:w16cex="http://schemas.microsoft.com/office/word/2018/wordml/cex" xmlns:w16cid="http://schemas.microsoft.com/office/word/2016/wordml/cid" xmlns:w16="http://schemas.microsoft.com/office/word/2018/wordml" xmlns:w16du="http://schemas.microsoft.com/office/word/2023/wordml/word16du" xmlns:w16sdtdh="http://schemas.microsoft.com/office/word/2020/wordml/sdtdatahash" xmlns:w16sdtfl="http://schemas.microsoft.com/office/word/2024/wordml/sdtformatlock" xmlns:w16se="http://schemas.microsoft.com/office/word/2015/wordml/symex" xmlns:wpg="http://schemas.microsoft.com/office/word/2010/wordprocessingGroup" xmlns:wpi="http://schemas.microsoft.com/office/word/2010/wordprocessingInk" xmlns:wne="http://schemas.microsoft.com/office/word/2006/wordml" xmlns:wps="http://schemas.microsoft.com/office/word/2010/wordprocessingShape" mc:Ignorable="w14 w15 w16se w16cid w16 w16cex w16sdtdh w16sdtfl w16du wp14">
   <w:docParts>
     <w:docPart>
       <w:docPartPr>
@@ -5313,10 +5309,12 @@
   <w:rsids>
     <w:rsidRoot w:val="00393387"/>
     <w:rsid w:val="00073A3F"/>
+    <w:rsid w:val="00082DEE"/>
     <w:rsid w:val="001434F2"/>
     <w:rsid w:val="002F6C3F"/>
     <w:rsid w:val="00393387"/>
     <w:rsid w:val="00583AFC"/>
+    <w:rsid w:val="00656AB6"/>
     <w:rsid w:val="007D659A"/>
     <w:rsid w:val="00982285"/>
     <w:rsid w:val="009E081F"/>
